--- a/Models/2026_03_Modèle_Contrat_Domiciliation.docx
+++ b/Models/2026_03_Modèle_Contrat_Domiciliation.docx
@@ -667,7 +667,7 @@
           <w:szCs w:val="14"/>
           <w:lang w:val="fr-FR"/>
         </w:rPr>
-        <w:t xml:space="preserve">, ICE </w:t>
+        <w:t xml:space="preserve">, NUMERO_ICE </w:t>
       </w:r>
       <w:r>
         <w:rPr>
@@ -846,15 +846,15 @@
           <w:szCs w:val="14"/>
           <w:lang w:val="fr-FR"/>
         </w:rPr>
-        <w:t>« {{DEN_STE}} {{FORME_JUR}} »</w:t>
-      </w:r>
-      <w:r>
-        <w:rPr>
-          <w:sz w:val="14"/>
-          <w:szCs w:val="14"/>
-          <w:lang w:val="fr-FR"/>
-        </w:rPr>
-        <w:t xml:space="preserve">, en   cours   de   formation, inscrite   à   l’ICE   sous   le   </w:t>
+        <w:t>« {{DENOMINATION_SOCIALE}} {{FORME_JURIDIQUE}} »</w:t>
+      </w:r>
+      <w:r>
+        <w:rPr>
+          <w:sz w:val="14"/>
+          <w:szCs w:val="14"/>
+          <w:lang w:val="fr-FR"/>
+        </w:rPr>
+        <w:t xml:space="preserve">, en   cours   de   formation, inscrite   à   l’NUMERO_ICE   sous   le   </w:t>
       </w:r>
       <w:r>
         <w:rPr>
@@ -876,7 +876,7 @@
           <w:szCs w:val="14"/>
           <w:lang w:val="fr-FR"/>
         </w:rPr>
-        <w:t>{{ICE}}</w:t>
+        <w:t>{{NUMERO_ICE}}</w:t>
       </w:r>
       <w:r>
         <w:rPr>
@@ -941,7 +941,7 @@
                 <w:szCs w:val="14"/>
                 <w:lang w:val="fr-FR"/>
               </w:rPr>
-              <w:t>{{CIVIL}}</w:t>
+              <w:t>{{CIVILITE_ASSOCIE}}</w:t>
             </w:r>
           </w:p>
         </w:tc>
@@ -964,7 +964,7 @@
                 <w:szCs w:val="14"/>
                 <w:lang w:val="fr-FR"/>
               </w:rPr>
-              <w:t>{{PRENOM}} {{NOM}}</w:t>
+              <w:t>{{PRENOM_ASSOCIE}} {{NOM_ASSOCIE}}</w:t>
             </w:r>
           </w:p>
         </w:tc>
@@ -1019,7 +1019,7 @@
                 <w:szCs w:val="14"/>
                 <w:lang w:val="fr-FR"/>
               </w:rPr>
-              <w:t>{{DATE_NAISS}}</w:t>
+              <w:t>{{DATE_NAISSANCE_ASSOCIE}}</w:t>
             </w:r>
           </w:p>
         </w:tc>
@@ -1082,7 +1082,7 @@
                 <w:szCs w:val="14"/>
                 <w:lang w:val="fr-FR"/>
               </w:rPr>
-              <w:t>NATIONALITY</w:t>
+              <w:t>NATIONALITE_ASSOCIE</w:t>
             </w:r>
             <w:r>
               <w:rPr>
@@ -1175,7 +1175,7 @@
                 <w:szCs w:val="14"/>
                 <w:lang w:val="fr-FR"/>
               </w:rPr>
-              <w:t>{{CIN_NUM}}</w:t>
+              <w:t>{{NUMERO_CIN_ASSOCIE}}</w:t>
             </w:r>
           </w:p>
         </w:tc>
@@ -1230,7 +1230,7 @@
                 <w:szCs w:val="14"/>
                 <w:lang w:val="fr-FR"/>
               </w:rPr>
-              <w:t>{{GERANT_ADRESS}}</w:t>
+              <w:t>{{ADRESSE_GERANT}}</w:t>
             </w:r>
           </w:p>
         </w:tc>
@@ -1293,7 +1293,7 @@
                 <w:szCs w:val="14"/>
                 <w:lang w:val="fr-FR"/>
               </w:rPr>
-              <w:t>GERANT_QUALITY</w:t>
+              <w:t>QUALITE_GERANT</w:t>
             </w:r>
             <w:r>
               <w:rPr>
@@ -1356,7 +1356,7 @@
                 <w:szCs w:val="14"/>
                 <w:lang w:val="fr-FR"/>
               </w:rPr>
-              <w:t>{{GERANT_PHONE}}</w:t>
+              <w:t>{{TELEPHONE_GERANT}}</w:t>
             </w:r>
           </w:p>
         </w:tc>
@@ -1433,7 +1433,7 @@
                 <w:szCs w:val="14"/>
                 <w:lang w:val="fr-FR"/>
               </w:rPr>
-              <w:t>EMAIL</w:t>
+              <w:t>EMAIL_ASSOCIE</w:t>
             </w:r>
             <w:proofErr w:type="gramEnd"/>
             <w:r>
@@ -1614,7 +1614,7 @@
           <w:szCs w:val="14"/>
           <w:lang w:val="fr-FR"/>
         </w:rPr>
-        <w:t>{{DEN_STE}} {{FORME_JUR}},</w:t>
+        <w:t>{{DENOMINATION_SOCIALE}} {{FORME_JURIDIQUE}},</w:t>
       </w:r>
       <w:r>
         <w:rPr>
@@ -1631,7 +1631,7 @@
           <w:szCs w:val="14"/>
           <w:lang w:val="fr-FR"/>
         </w:rPr>
-        <w:t xml:space="preserve">en cours de formation, titulaire de l’ICE N° N° </w:t>
+        <w:t xml:space="preserve">en cours de formation, titulaire de l’NUMERO_ICE N° N° </w:t>
       </w:r>
       <w:r>
         <w:rPr>
@@ -1642,7 +1642,7 @@
           <w:szCs w:val="14"/>
           <w:lang w:val="fr-FR"/>
         </w:rPr>
-        <w:t>{{ICE}},</w:t>
+        <w:t>{{NUMERO_ICE}},</w:t>
       </w:r>
       <w:r>
         <w:rPr>
@@ -2838,7 +2838,7 @@
           <w:szCs w:val="14"/>
           <w:lang w:val="fr-FR"/>
         </w:rPr>
-        <w:t>{{PERIOD_DOMCIL}}</w:t>
+        <w:t>{{DUREE_CONTRAT_MOIS}}</w:t>
       </w:r>
       <w:r>
         <w:rPr>
@@ -2866,7 +2866,7 @@
           <w:szCs w:val="14"/>
           <w:lang w:val="fr-FR"/>
         </w:rPr>
-        <w:t>{{DOM_DATEDEB}}</w:t>
+        <w:t>{{DATE_DEBUT_CONTRAT}}</w:t>
       </w:r>
       <w:r>
         <w:rPr>
@@ -2894,7 +2894,7 @@
           <w:szCs w:val="14"/>
           <w:lang w:val="fr-FR"/>
         </w:rPr>
-        <w:t>{{DOM_DATEFIN}}</w:t>
+        <w:t>{{DATE_FIN_CONTRAT}}</w:t>
       </w:r>
       <w:r>
         <w:rPr>
@@ -3416,7 +3416,7 @@
           <w:szCs w:val="14"/>
           <w:lang w:val="fr-FR"/>
         </w:rPr>
-        <w:t xml:space="preserve">, soumis à une TVA de 20 %, portant le </w:t>
+        <w:t xml:space="preserve">, soumis à une TAUX_TVA_POURCENT de 20 %, portant le </w:t>
       </w:r>
       <w:r>
         <w:rPr>
@@ -3673,7 +3673,7 @@
           <w:u w:val="single"/>
           <w:lang w:val="fr-FR"/>
         </w:rPr>
-        <w:t>TVA applicable aux prestations de services, fix</w:t>
+        <w:t>TAUX_TVA_POURCENT applicable aux prestations de services, fix</w:t>
       </w:r>
       <w:r>
         <w:rPr>
@@ -3963,7 +3963,7 @@
                                 <w:szCs w:val="16"/>
                                 <w:lang w:val="fr-FR"/>
                               </w:rPr>
-                              <w:t xml:space="preserve">{{DEN_STE}} {{FORME_JUR}} </w:t>
+                              <w:t xml:space="preserve">{{DENOMINATION_SOCIALE}} {{FORME_JURIDIQUE}} </w:t>
                             </w:r>
                             <w:r>
                               <w:rPr>
@@ -3982,7 +3982,7 @@
                                 <w:szCs w:val="16"/>
                                 <w:lang w:val="fr-FR"/>
                               </w:rPr>
-                              <w:t>{{CIVIL}} {{PRENOM}} {{NOM}}</w:t>
+                              <w:t>{{CIVILITE_ASSOCIE}} {{PRENOM_ASSOCIE}} {{NOM_ASSOCIE}}</w:t>
                             </w:r>
                           </w:p>
                         </w:txbxContent>
@@ -4025,7 +4025,7 @@
                           <w:szCs w:val="16"/>
                           <w:lang w:val="fr-FR"/>
                         </w:rPr>
-                        <w:t xml:space="preserve">{{DEN_STE}} {{FORME_JUR}} </w:t>
+                        <w:t xml:space="preserve">{{DENOMINATION_SOCIALE}} {{FORME_JURIDIQUE}} </w:t>
                       </w:r>
                       <w:r>
                         <w:rPr>
@@ -4044,7 +4044,7 @@
                           <w:szCs w:val="16"/>
                           <w:lang w:val="fr-FR"/>
                         </w:rPr>
-                        <w:t>{{CIVIL}} {{PRENOM}} {{NOM}}</w:t>
+                        <w:t>{{CIVILITE_ASSOCIE}} {{PRENOM_ASSOCIE}} {{NOM_ASSOCIE}}</w:t>
                       </w:r>
                     </w:p>
                   </w:txbxContent>
@@ -4614,7 +4614,7 @@
           <w:szCs w:val="14"/>
           <w:lang w:val="fr-FR"/>
         </w:rPr>
-        <w:t>{{CIVIL}} {{PRENOM}} {{NOM}},</w:t>
+        <w:t>{{CIVILITE_ASSOCIE}} {{PRENOM_ASSOCIE}} {{NOM_ASSOCIE}},</w:t>
       </w:r>
       <w:r>
         <w:rPr>
@@ -4642,7 +4642,7 @@
           <w:szCs w:val="14"/>
           <w:lang w:val="fr-FR"/>
         </w:rPr>
-        <w:t>« {{DEN_STE}} {{FORME_JUR}} »</w:t>
+        <w:t>« {{DENOMINATION_SOCIALE}} {{FORME_JURIDIQUE}} »</w:t>
       </w:r>
       <w:r>
         <w:rPr>
@@ -4719,7 +4719,7 @@
           <w:szCs w:val="14"/>
           <w:lang w:val="fr-FR"/>
         </w:rPr>
-        <w:t>{{DEN_STE}} {{FORME_JUR}}.</w:t>
+        <w:t>{{DENOMINATION_SOCIALE}} {{FORME_JURIDIQUE}}.</w:t>
       </w:r>
     </w:p>
     <w:p>
